--- a/public/upload/service/chăm sóc da/Chăm sóc da chuyên sâu/chăm sóc da chuyên sâu.docx
+++ b/public/upload/service/chăm sóc da/Chăm sóc da chuyên sâu/chăm sóc da chuyên sâu.docx
@@ -12,6 +12,7 @@
         <w:jc w:val="center"/>
         <w:rPr>
           <w:b w:val="1"/>
+          <w:bCs w:val="1"/>
           <w:color w:val="343a40"/>
           <w:sz w:val="33"/>
           <w:szCs w:val="33"/>
@@ -22,6 +23,7 @@
       <w:r>
         <w:rPr>
           <w:b w:val="1"/>
+          <w:bCs w:val="1"/>
           <w:color w:val="343a40"/>
           <w:sz w:val="33"/>
           <w:szCs w:val="33"/>
@@ -36,14 +38,16 @@
         <w:spacing w:after="240" w:line="384.00000000000006" w:lineRule="auto"/>
         <w:rPr>
           <w:b w:val="1"/>
-          <w:color w:val="495057"/>
-          <w:sz w:val="23"/>
-          <w:szCs w:val="23"/>
-        </w:rPr>
-      </w:pPr>
-      <w:r>
-        <w:rPr>
-          <w:b w:val="1"/>
+          <w:bCs w:val="1"/>
+          <w:color w:val="495057"/>
+          <w:sz w:val="23"/>
+          <w:szCs w:val="23"/>
+        </w:rPr>
+      </w:pPr>
+      <w:r>
+        <w:rPr>
+          <w:b w:val="1"/>
+          <w:bCs w:val="1"/>
           <w:color w:val="495057"/>
           <w:sz w:val="23"/>
           <w:szCs w:val="23"/>
@@ -81,6 +85,7 @@
         <w:spacing w:after="300" w:before="300" w:line="335.99999999999994" w:lineRule="auto"/>
         <w:rPr>
           <w:b w:val="1"/>
+          <w:bCs w:val="1"/>
           <w:color w:val="343a40"/>
           <w:sz w:val="27"/>
           <w:szCs w:val="27"/>
@@ -91,6 +96,7 @@
       <w:r>
         <w:rPr>
           <w:b w:val="1"/>
+          <w:bCs w:val="1"/>
           <w:color w:val="343a40"/>
           <w:sz w:val="27"/>
           <w:szCs w:val="27"/>
@@ -121,6 +127,7 @@
       <w:r>
         <w:rPr>
           <w:b w:val="1"/>
+          <w:bCs w:val="1"/>
           <w:color w:val="495057"/>
           <w:sz w:val="23"/>
           <w:szCs w:val="23"/>
@@ -160,6 +167,7 @@
       <w:r>
         <w:rPr>
           <w:b w:val="1"/>
+          <w:bCs w:val="1"/>
           <w:color w:val="495057"/>
           <w:sz w:val="23"/>
           <w:szCs w:val="23"/>
@@ -175,6 +183,71 @@
           <w:rtl w:val="0"/>
         </w:rPr>
         <w:t xml:space="preserve"> không chỉ giúp bạn làm sạch sâu, nuôi dưỡng làn da mà còn tạo điều kiện để bạn thư giãn, giải tỏa căng thẳng sau những ngày làm việc vất vả. Sự an tâm khi khách hàng cảm nhận rõ rệt sự cải thiện rõ rệt của làn da sau mỗi liệu trình chính là thành quả mà chúng tôi tự hào mang lại.</w:t>
+      </w:r>
+      <w:r>
+        <w:br w:type="page"/>
+      </w:r>
+      <w:r>
+        <w:rPr>
+          <w:rtl w:val="0"/>
+        </w:rPr>
+      </w:r>
+    </w:p>
+    <w:p>
+      <w:pPr>
+        <w:shd w:fill="ffffff" w:val="clear"/>
+        <w:spacing w:after="240" w:line="384.00000000000006" w:lineRule="auto"/>
+        <w:rPr>
+          <w:color w:val="495057"/>
+          <w:sz w:val="23"/>
+          <w:szCs w:val="23"/>
+        </w:rPr>
+      </w:pPr>
+      <w:r>
+        <w:rPr>
+          <w:b w:val="1"/>
+          <w:bCs w:val="1"/>
+          <w:color w:val="343a40"/>
+          <w:sz w:val="33"/>
+          <w:szCs w:val="33"/>
+        </w:rPr>
+        <w:drawing>
+          <wp:inline distB="114300" distT="114300" distL="114300" distR="114300">
+            <wp:extent cx="2857500" cy="3286125"/>
+            <wp:effectExtent b="0" l="0" r="0" t="0"/>
+            <wp:docPr id="1" name="image1.png"/>
+            <a:graphic>
+              <a:graphicData uri="http://schemas.openxmlformats.org/drawingml/2006/picture">
+                <pic:pic>
+                  <pic:nvPicPr>
+                    <pic:cNvPr id="0" name="image1.png"/>
+                    <pic:cNvPicPr preferRelativeResize="0"/>
+                  </pic:nvPicPr>
+                  <pic:blipFill>
+                    <a:blip r:embed="rId6"/>
+                    <a:srcRect b="0" l="0" r="0" t="0"/>
+                    <a:stretch>
+                      <a:fillRect/>
+                    </a:stretch>
+                  </pic:blipFill>
+                  <pic:spPr>
+                    <a:xfrm>
+                      <a:off x="0" y="0"/>
+                      <a:ext cx="2857500" cy="3286125"/>
+                    </a:xfrm>
+                    <a:prstGeom prst="rect"/>
+                    <a:ln/>
+                  </pic:spPr>
+                </pic:pic>
+              </a:graphicData>
+            </a:graphic>
+          </wp:inline>
+        </w:drawing>
+      </w:r>
+      <w:r>
+        <w:rPr>
+          <w:rtl w:val="0"/>
+        </w:rPr>
       </w:r>
     </w:p>
     <w:p>
@@ -186,6 +259,7 @@
         <w:spacing w:after="300" w:before="220" w:line="335.99999999999994" w:lineRule="auto"/>
         <w:rPr>
           <w:b w:val="1"/>
+          <w:bCs w:val="1"/>
           <w:color w:val="343a40"/>
           <w:sz w:val="24"/>
           <w:szCs w:val="24"/>
@@ -196,6 +270,7 @@
       <w:r>
         <w:rPr>
           <w:b w:val="1"/>
+          <w:bCs w:val="1"/>
           <w:color w:val="343a40"/>
           <w:sz w:val="24"/>
           <w:szCs w:val="24"/>
@@ -226,6 +301,7 @@
       <w:r>
         <w:rPr>
           <w:b w:val="1"/>
+          <w:bCs w:val="1"/>
           <w:color w:val="495057"/>
           <w:sz w:val="23"/>
           <w:szCs w:val="23"/>
@@ -272,6 +348,7 @@
         <w:spacing w:after="300" w:before="220" w:line="335.99999999999994" w:lineRule="auto"/>
         <w:rPr>
           <w:b w:val="1"/>
+          <w:bCs w:val="1"/>
           <w:color w:val="343a40"/>
           <w:sz w:val="24"/>
           <w:szCs w:val="24"/>
@@ -282,6 +359,7 @@
       <w:r>
         <w:rPr>
           <w:b w:val="1"/>
+          <w:bCs w:val="1"/>
           <w:color w:val="343a40"/>
           <w:sz w:val="24"/>
           <w:szCs w:val="24"/>
@@ -339,19 +417,85 @@
         <w:spacing w:after="300" w:before="300" w:line="335.99999999999994" w:lineRule="auto"/>
         <w:rPr>
           <w:b w:val="1"/>
+          <w:bCs w:val="1"/>
           <w:color w:val="343a40"/>
           <w:sz w:val="27"/>
           <w:szCs w:val="27"/>
         </w:rPr>
       </w:pPr>
-      <w:bookmarkStart w:colFirst="0" w:colLast="0" w:name="_f4j207bvtzz8" w:id="4"/>
+      <w:bookmarkStart w:colFirst="0" w:colLast="0" w:name="_9p5ex8vzne25" w:id="4"/>
       <w:bookmarkEnd w:id="4"/>
       <w:r>
         <w:rPr>
-          <w:b w:val="1"/>
+          <w:rtl w:val="0"/>
+        </w:rPr>
+      </w:r>
+    </w:p>
+    <w:p>
+      <w:pPr>
+        <w:pStyle w:val="Heading2"/>
+        <w:keepNext w:val="0"/>
+        <w:keepLines w:val="0"/>
+        <w:shd w:fill="ffffff" w:val="clear"/>
+        <w:spacing w:after="300" w:before="300" w:line="335.99999999999994" w:lineRule="auto"/>
+        <w:rPr>
+          <w:b w:val="1"/>
+          <w:bCs w:val="1"/>
           <w:color w:val="343a40"/>
           <w:sz w:val="27"/>
           <w:szCs w:val="27"/>
+        </w:rPr>
+      </w:pPr>
+      <w:bookmarkStart w:colFirst="0" w:colLast="0" w:name="_f4j207bvtzz8" w:id="5"/>
+      <w:bookmarkEnd w:id="5"/>
+      <w:r>
+        <w:rPr>
+          <w:b w:val="1"/>
+          <w:bCs w:val="1"/>
+          <w:color w:val="343a40"/>
+          <w:sz w:val="33"/>
+          <w:szCs w:val="33"/>
+        </w:rPr>
+        <w:drawing>
+          <wp:inline distB="114300" distT="114300" distL="114300" distR="114300">
+            <wp:extent cx="5731200" cy="7162800"/>
+            <wp:effectExtent b="0" l="0" r="0" t="0"/>
+            <wp:docPr id="2" name="image2.jpg"/>
+            <a:graphic>
+              <a:graphicData uri="http://schemas.openxmlformats.org/drawingml/2006/picture">
+                <pic:pic>
+                  <pic:nvPicPr>
+                    <pic:cNvPr id="0" name="image2.jpg"/>
+                    <pic:cNvPicPr preferRelativeResize="0"/>
+                  </pic:nvPicPr>
+                  <pic:blipFill>
+                    <a:blip r:embed="rId7"/>
+                    <a:srcRect b="0" l="0" r="0" t="0"/>
+                    <a:stretch>
+                      <a:fillRect/>
+                    </a:stretch>
+                  </pic:blipFill>
+                  <pic:spPr>
+                    <a:xfrm>
+                      <a:off x="0" y="0"/>
+                      <a:ext cx="5731200" cy="7162800"/>
+                    </a:xfrm>
+                    <a:prstGeom prst="rect"/>
+                    <a:ln/>
+                  </pic:spPr>
+                </pic:pic>
+              </a:graphicData>
+            </a:graphic>
+          </wp:inline>
+        </w:drawing>
+      </w:r>
+      <w:r>
+        <w:rPr>
+          <w:b w:val="1"/>
+          <w:bCs w:val="1"/>
+          <w:color w:val="343a40"/>
+          <w:sz w:val="27"/>
+          <w:szCs w:val="27"/>
           <w:rtl w:val="0"/>
         </w:rPr>
         <w:t xml:space="preserve">Giải Pháp Chăm Sóc Da Toàn Diện Tại LAHI BEAUTY CENTER</w:t>
@@ -379,6 +523,7 @@
       <w:r>
         <w:rPr>
           <w:b w:val="1"/>
+          <w:bCs w:val="1"/>
           <w:color w:val="495057"/>
           <w:sz w:val="23"/>
           <w:szCs w:val="23"/>
@@ -425,16 +570,18 @@
         <w:spacing w:after="300" w:before="220" w:line="335.99999999999994" w:lineRule="auto"/>
         <w:rPr>
           <w:b w:val="1"/>
+          <w:bCs w:val="1"/>
           <w:color w:val="343a40"/>
           <w:sz w:val="24"/>
           <w:szCs w:val="24"/>
         </w:rPr>
       </w:pPr>
-      <w:bookmarkStart w:colFirst="0" w:colLast="0" w:name="_ljw07aji6r12" w:id="5"/>
-      <w:bookmarkEnd w:id="5"/>
-      <w:r>
-        <w:rPr>
-          <w:b w:val="1"/>
+      <w:bookmarkStart w:colFirst="0" w:colLast="0" w:name="_ljw07aji6r12" w:id="6"/>
+      <w:bookmarkEnd w:id="6"/>
+      <w:r>
+        <w:rPr>
+          <w:b w:val="1"/>
+          <w:bCs w:val="1"/>
           <w:color w:val="343a40"/>
           <w:sz w:val="24"/>
           <w:szCs w:val="24"/>
@@ -492,16 +639,18 @@
         <w:spacing w:after="300" w:before="220" w:line="335.99999999999994" w:lineRule="auto"/>
         <w:rPr>
           <w:b w:val="1"/>
+          <w:bCs w:val="1"/>
           <w:color w:val="343a40"/>
           <w:sz w:val="24"/>
           <w:szCs w:val="24"/>
         </w:rPr>
       </w:pPr>
-      <w:bookmarkStart w:colFirst="0" w:colLast="0" w:name="_7qi5qdaphcdd" w:id="6"/>
-      <w:bookmarkEnd w:id="6"/>
-      <w:r>
-        <w:rPr>
-          <w:b w:val="1"/>
+      <w:bookmarkStart w:colFirst="0" w:colLast="0" w:name="_7qi5qdaphcdd" w:id="7"/>
+      <w:bookmarkEnd w:id="7"/>
+      <w:r>
+        <w:rPr>
+          <w:b w:val="1"/>
+          <w:bCs w:val="1"/>
           <w:color w:val="343a40"/>
           <w:sz w:val="24"/>
           <w:szCs w:val="24"/>
@@ -523,6 +672,7 @@
       <w:r>
         <w:rPr>
           <w:b w:val="1"/>
+          <w:bCs w:val="1"/>
           <w:color w:val="495057"/>
           <w:sz w:val="23"/>
           <w:szCs w:val="23"/>
@@ -562,6 +712,7 @@
       <w:r>
         <w:rPr>
           <w:b w:val="1"/>
+          <w:bCs w:val="1"/>
           <w:color w:val="495057"/>
           <w:sz w:val="23"/>
           <w:szCs w:val="23"/>
@@ -584,16 +735,18 @@
         <w:spacing w:after="300" w:before="220" w:line="335.99999999999994" w:lineRule="auto"/>
         <w:rPr>
           <w:b w:val="1"/>
+          <w:bCs w:val="1"/>
           <w:color w:val="343a40"/>
           <w:sz w:val="24"/>
           <w:szCs w:val="24"/>
         </w:rPr>
       </w:pPr>
-      <w:bookmarkStart w:colFirst="0" w:colLast="0" w:name="_fdqnjl2pd2cl" w:id="7"/>
-      <w:bookmarkEnd w:id="7"/>
-      <w:r>
-        <w:rPr>
-          <w:b w:val="1"/>
+      <w:bookmarkStart w:colFirst="0" w:colLast="0" w:name="_fdqnjl2pd2cl" w:id="8"/>
+      <w:bookmarkEnd w:id="8"/>
+      <w:r>
+        <w:rPr>
+          <w:b w:val="1"/>
+          <w:bCs w:val="1"/>
           <w:color w:val="343a40"/>
           <w:sz w:val="24"/>
           <w:szCs w:val="24"/>
@@ -624,6 +777,7 @@
       <w:r>
         <w:rPr>
           <w:b w:val="1"/>
+          <w:bCs w:val="1"/>
           <w:color w:val="495057"/>
           <w:sz w:val="23"/>
           <w:szCs w:val="23"/>
@@ -670,16 +824,18 @@
         <w:spacing w:after="300" w:before="300" w:line="335.99999999999994" w:lineRule="auto"/>
         <w:rPr>
           <w:b w:val="1"/>
+          <w:bCs w:val="1"/>
           <w:color w:val="343a40"/>
           <w:sz w:val="27"/>
           <w:szCs w:val="27"/>
         </w:rPr>
       </w:pPr>
-      <w:bookmarkStart w:colFirst="0" w:colLast="0" w:name="_1exsk2xqcwe2" w:id="8"/>
-      <w:bookmarkEnd w:id="8"/>
-      <w:r>
-        <w:rPr>
-          <w:b w:val="1"/>
+      <w:bookmarkStart w:colFirst="0" w:colLast="0" w:name="_1exsk2xqcwe2" w:id="9"/>
+      <w:bookmarkEnd w:id="9"/>
+      <w:r>
+        <w:rPr>
+          <w:b w:val="1"/>
+          <w:bCs w:val="1"/>
           <w:color w:val="343a40"/>
           <w:sz w:val="27"/>
           <w:szCs w:val="27"/>
@@ -687,20 +843,67 @@
         </w:rPr>
         <w:t xml:space="preserve">Chăm Sóc Da Tại Trung Tâm Hà Nội - Trải Nghiệm Đẳng Cấp</w:t>
       </w:r>
-    </w:p>
-    <w:p>
-      <w:pPr>
-        <w:shd w:fill="ffffff" w:val="clear"/>
-        <w:spacing w:after="240" w:line="384.00000000000006" w:lineRule="auto"/>
-        <w:rPr>
-          <w:color w:val="495057"/>
-          <w:sz w:val="23"/>
-          <w:szCs w:val="23"/>
-        </w:rPr>
-      </w:pPr>
-      <w:r>
-        <w:rPr>
-          <w:b w:val="1"/>
+      <w:r>
+        <w:rPr>
+          <w:b w:val="1"/>
+          <w:bCs w:val="1"/>
+          <w:color w:val="343a40"/>
+          <w:sz w:val="33"/>
+          <w:szCs w:val="33"/>
+        </w:rPr>
+        <w:drawing>
+          <wp:inline distB="114300" distT="114300" distL="114300" distR="114300">
+            <wp:extent cx="5731200" cy="5727700"/>
+            <wp:effectExtent b="0" l="0" r="0" t="0"/>
+            <wp:docPr id="3" name="image3.png"/>
+            <a:graphic>
+              <a:graphicData uri="http://schemas.openxmlformats.org/drawingml/2006/picture">
+                <pic:pic>
+                  <pic:nvPicPr>
+                    <pic:cNvPr id="0" name="image3.png"/>
+                    <pic:cNvPicPr preferRelativeResize="0"/>
+                  </pic:nvPicPr>
+                  <pic:blipFill>
+                    <a:blip r:embed="rId8"/>
+                    <a:srcRect b="0" l="0" r="0" t="0"/>
+                    <a:stretch>
+                      <a:fillRect/>
+                    </a:stretch>
+                  </pic:blipFill>
+                  <pic:spPr>
+                    <a:xfrm>
+                      <a:off x="0" y="0"/>
+                      <a:ext cx="5731200" cy="5727700"/>
+                    </a:xfrm>
+                    <a:prstGeom prst="rect"/>
+                    <a:ln/>
+                  </pic:spPr>
+                </pic:pic>
+              </a:graphicData>
+            </a:graphic>
+          </wp:inline>
+        </w:drawing>
+      </w:r>
+      <w:r>
+        <w:rPr>
+          <w:rtl w:val="0"/>
+        </w:rPr>
+      </w:r>
+    </w:p>
+    <w:p>
+      <w:pPr>
+        <w:shd w:fill="ffffff" w:val="clear"/>
+        <w:spacing w:after="240" w:line="384.00000000000006" w:lineRule="auto"/>
+        <w:rPr>
+          <w:color w:val="495057"/>
+          <w:sz w:val="23"/>
+          <w:szCs w:val="23"/>
+        </w:rPr>
+      </w:pPr>
+      <w:r>
+        <w:rPr>
+          <w:b w:val="1"/>
+          <w:bCs w:val="1"/>
           <w:color w:val="495057"/>
           <w:sz w:val="23"/>
           <w:szCs w:val="23"/>
@@ -724,6 +927,7 @@
         <w:spacing w:after="240" w:line="384.00000000000006" w:lineRule="auto"/>
         <w:rPr>
           <w:b w:val="1"/>
+          <w:bCs w:val="1"/>
           <w:color w:val="495057"/>
           <w:sz w:val="23"/>
           <w:szCs w:val="23"/>
@@ -741,6 +945,7 @@
       <w:r>
         <w:rPr>
           <w:b w:val="1"/>
+          <w:bCs w:val="1"/>
           <w:color w:val="495057"/>
           <w:sz w:val="23"/>
           <w:szCs w:val="23"/>
@@ -758,16 +963,18 @@
         <w:spacing w:after="300" w:before="220" w:line="335.99999999999994" w:lineRule="auto"/>
         <w:rPr>
           <w:b w:val="1"/>
+          <w:bCs w:val="1"/>
           <w:color w:val="343a40"/>
           <w:sz w:val="24"/>
           <w:szCs w:val="24"/>
         </w:rPr>
       </w:pPr>
-      <w:bookmarkStart w:colFirst="0" w:colLast="0" w:name="_wq7v7bi34n0p" w:id="9"/>
-      <w:bookmarkEnd w:id="9"/>
-      <w:r>
-        <w:rPr>
-          <w:b w:val="1"/>
+      <w:bookmarkStart w:colFirst="0" w:colLast="0" w:name="_wq7v7bi34n0p" w:id="10"/>
+      <w:bookmarkEnd w:id="10"/>
+      <w:r>
+        <w:rPr>
+          <w:b w:val="1"/>
+          <w:bCs w:val="1"/>
           <w:color w:val="343a40"/>
           <w:sz w:val="24"/>
           <w:szCs w:val="24"/>
@@ -825,16 +1032,18 @@
         <w:spacing w:after="300" w:before="220" w:line="335.99999999999994" w:lineRule="auto"/>
         <w:rPr>
           <w:b w:val="1"/>
+          <w:bCs w:val="1"/>
           <w:color w:val="343a40"/>
           <w:sz w:val="24"/>
           <w:szCs w:val="24"/>
         </w:rPr>
       </w:pPr>
-      <w:bookmarkStart w:colFirst="0" w:colLast="0" w:name="_fa0dcylqvl29" w:id="10"/>
-      <w:bookmarkEnd w:id="10"/>
-      <w:r>
-        <w:rPr>
-          <w:b w:val="1"/>
+      <w:bookmarkStart w:colFirst="0" w:colLast="0" w:name="_fa0dcylqvl29" w:id="11"/>
+      <w:bookmarkEnd w:id="11"/>
+      <w:r>
+        <w:rPr>
+          <w:b w:val="1"/>
+          <w:bCs w:val="1"/>
           <w:color w:val="343a40"/>
           <w:sz w:val="24"/>
           <w:szCs w:val="24"/>
@@ -865,6 +1074,7 @@
       <w:r>
         <w:rPr>
           <w:b w:val="1"/>
+          <w:bCs w:val="1"/>
           <w:color w:val="495057"/>
           <w:sz w:val="23"/>
           <w:szCs w:val="23"/>
@@ -911,16 +1121,18 @@
         <w:spacing w:after="300" w:before="300" w:line="335.99999999999994" w:lineRule="auto"/>
         <w:rPr>
           <w:b w:val="1"/>
+          <w:bCs w:val="1"/>
           <w:color w:val="343a40"/>
           <w:sz w:val="27"/>
           <w:szCs w:val="27"/>
         </w:rPr>
       </w:pPr>
-      <w:bookmarkStart w:colFirst="0" w:colLast="0" w:name="_8xfi8n98uzki" w:id="11"/>
-      <w:bookmarkEnd w:id="11"/>
-      <w:r>
-        <w:rPr>
-          <w:b w:val="1"/>
+      <w:bookmarkStart w:colFirst="0" w:colLast="0" w:name="_8xfi8n98uzki" w:id="12"/>
+      <w:bookmarkEnd w:id="12"/>
+      <w:r>
+        <w:rPr>
+          <w:b w:val="1"/>
+          <w:bCs w:val="1"/>
           <w:color w:val="343a40"/>
           <w:sz w:val="27"/>
           <w:szCs w:val="27"/>
@@ -942,6 +1154,7 @@
       <w:r>
         <w:rPr>
           <w:b w:val="1"/>
+          <w:bCs w:val="1"/>
           <w:color w:val="495057"/>
           <w:sz w:val="23"/>
           <w:szCs w:val="23"/>
@@ -964,6 +1177,7 @@
         <w:spacing w:after="240" w:before="240" w:lineRule="auto"/>
         <w:rPr>
           <w:b w:val="1"/>
+          <w:bCs w:val="1"/>
         </w:rPr>
       </w:pPr>
       <w:r>
@@ -1053,6 +1267,7 @@
     </w:pPr>
     <w:rPr>
       <w:b w:val="0"/>
+      <w:bCs w:val="0"/>
       <w:sz w:val="32"/>
       <w:szCs w:val="32"/>
     </w:rPr>
@@ -1069,6 +1284,7 @@
     </w:pPr>
     <w:rPr>
       <w:b w:val="0"/>
+      <w:bCs w:val="0"/>
       <w:color w:val="434343"/>
       <w:sz w:val="28"/>
       <w:szCs w:val="28"/>
@@ -1118,6 +1334,7 @@
     </w:pPr>
     <w:rPr>
       <w:i w:val="1"/>
+      <w:iCs w:val="1"/>
       <w:color w:val="666666"/>
       <w:sz w:val="22"/>
       <w:szCs w:val="22"/>
@@ -1151,6 +1368,7 @@
     <w:rPr>
       <w:rFonts w:ascii="Arial" w:cs="Arial" w:eastAsia="Arial" w:hAnsi="Arial"/>
       <w:i w:val="0"/>
+      <w:iCs w:val="0"/>
       <w:color w:val="666666"/>
       <w:sz w:val="30"/>
       <w:szCs w:val="30"/>
